--- a/backend/data/Kündigung nach TKG Yourfone.docx
+++ b/backend/data/Kündigung nach TKG Yourfone.docx
@@ -1019,7 +1019,7 @@
         <w:rPr>
           <w:rFonts w:ascii="Calibri" w:hAnsi="Calibri" w:cs="Calibri"/>
         </w:rPr>
-        <w:t>1</w:t>
+        <w:t>2</w:t>
       </w:r>
       <w:r>
         <w:rPr>
@@ -1099,7 +1099,31 @@
         <w:rPr>
           <w:rFonts w:ascii="Calibri" w:hAnsi="Calibri" w:cs="Calibri"/>
         </w:rPr>
-        <w:t>"],</w:t>
+        <w:t>"</w:t>
+      </w:r>
+      <w:r>
+        <w:rPr>
+          <w:rFonts w:ascii="Calibri" w:hAnsi="Calibri" w:cs="Calibri"/>
+        </w:rPr>
+        <w:t>,"</w:t>
+      </w:r>
+      <w:r>
+        <w:rPr>
+          <w:rFonts w:ascii="Calibri" w:hAnsi="Calibri" w:cs="Calibri"/>
+        </w:rPr>
+        <w:t>Mobilfunk</w:t>
+      </w:r>
+      <w:r>
+        <w:rPr>
+          <w:rFonts w:ascii="Calibri" w:hAnsi="Calibri" w:cs="Calibri"/>
+        </w:rPr>
+        <w:t>"</w:t>
+      </w:r>
+      <w:r>
+        <w:rPr>
+          <w:rFonts w:ascii="Calibri" w:hAnsi="Calibri" w:cs="Calibri"/>
+        </w:rPr>
+        <w:t>],</w:t>
       </w:r>
     </w:p>
     <w:p>
@@ -1131,6 +1155,31 @@
           <w:rFonts w:ascii="Calibri" w:hAnsi="Calibri" w:cs="Calibri"/>
         </w:rPr>
         <w:t>"]</w:t>
+      </w:r>
+      <w:r>
+        <w:rPr>
+          <w:rFonts w:ascii="Calibri" w:hAnsi="Calibri" w:cs="Calibri"/>
+        </w:rPr>
+        <w:t>,</w:t>
+      </w:r>
+    </w:p>
+    <w:p>
+      <w:pPr>
+        <w:rPr>
+          <w:rFonts w:ascii="Calibri" w:hAnsi="Calibri" w:cs="Calibri"/>
+        </w:rPr>
+      </w:pPr>
+      <w:r>
+        <w:rPr>
+          <w:rFonts w:ascii="Calibri" w:hAnsi="Calibri" w:cs="Calibri"/>
+        </w:rPr>
+        <w:t xml:space="preserve">            </w:t>
+      </w:r>
+      <w:r>
+        <w:rPr>
+          <w:rFonts w:ascii="Calibri" w:hAnsi="Calibri" w:cs="Calibri"/>
+        </w:rPr>
+        <w:t>"vertragstyp":["Mobilfunk"]</w:t>
       </w:r>
     </w:p>
     <w:p>
@@ -1195,7 +1244,13 @@
         <w:rPr>
           <w:rFonts w:ascii="Calibri" w:hAnsi="Calibri" w:cs="Calibri"/>
         </w:rPr>
-        <w:t xml:space="preserve">                ["Vorname","Name"],</w:t>
+        <w:t xml:space="preserve">                </w:t>
+      </w:r>
+      <w:r>
+        <w:rPr>
+          <w:rFonts w:ascii="Calibri" w:hAnsi="Calibri" w:cs="Calibri"/>
+        </w:rPr>
+        <w:t>["Vorname","Name"],</w:t>
       </w:r>
     </w:p>
     <w:p>

--- a/backend/data/Kündigung nach TKG Yourfone.docx
+++ b/backend/data/Kündigung nach TKG Yourfone.docx
@@ -641,7 +641,13 @@
         <w:rPr>
           <w:rFonts w:ascii="Calibri" w:hAnsi="Calibri" w:cs="Calibri"/>
         </w:rPr>
-        <w:t>Hiermit kündige ich, {{Vorname}} {{ Name }}, meinen</w:t>
+        <w:t>h</w:t>
+      </w:r>
+      <w:r>
+        <w:rPr>
+          <w:rFonts w:ascii="Calibri" w:hAnsi="Calibri" w:cs="Calibri"/>
+        </w:rPr>
+        <w:t>iermit kündige ich, {{Vorname}} {{ Name }}, meinen</w:t>
       </w:r>
       <w:r>
         <w:rPr>
@@ -653,7 +659,13 @@
         <w:rPr>
           <w:rFonts w:ascii="Calibri" w:hAnsi="Calibri" w:cs="Calibri"/>
         </w:rPr>
-        <w:t xml:space="preserve"> {{ Vertragstyp }} Vertrag mit allen dazugehörigen Bestandteilen unter den folgenden Daten:</w:t>
+        <w:t xml:space="preserve">{% if Vertragstyp %} {{ Vertragstyp }}{% endif %} </w:t>
+      </w:r>
+      <w:r>
+        <w:rPr>
+          <w:rFonts w:ascii="Calibri" w:hAnsi="Calibri" w:cs="Calibri"/>
+        </w:rPr>
+        <w:t>Vertrag mit allen dazugehörigen Bestandteilen unter den folgenden Daten:</w:t>
       </w:r>
       <w:r>
         <w:rPr>
@@ -1025,6 +1037,12 @@
         <w:rPr>
           <w:rFonts w:ascii="Calibri" w:hAnsi="Calibri" w:cs="Calibri"/>
         </w:rPr>
+        <w:t>.2</w:t>
+      </w:r>
+      <w:r>
+        <w:rPr>
+          <w:rFonts w:ascii="Calibri" w:hAnsi="Calibri" w:cs="Calibri"/>
+        </w:rPr>
         <w:t>","creator":"Yuvraj",</w:t>
       </w:r>
     </w:p>
@@ -1130,6 +1148,7 @@
       <w:pPr>
         <w:rPr>
           <w:rFonts w:ascii="Calibri" w:hAnsi="Calibri" w:cs="Calibri"/>
+          <w:lang w:val="en-US"/>
         </w:rPr>
       </w:pPr>
       <w:r>
@@ -1141,24 +1160,28 @@
       <w:r>
         <w:rPr>
           <w:rFonts w:ascii="Calibri" w:hAnsi="Calibri" w:cs="Calibri"/>
+          <w:lang w:val="en-US"/>
         </w:rPr>
         <w:t>"provider":["</w:t>
       </w:r>
       <w:r>
         <w:rPr>
           <w:rFonts w:ascii="Calibri" w:hAnsi="Calibri" w:cs="Calibri"/>
+          <w:lang w:val="en-US"/>
         </w:rPr>
         <w:t>Yourfone</w:t>
       </w:r>
       <w:r>
         <w:rPr>
           <w:rFonts w:ascii="Calibri" w:hAnsi="Calibri" w:cs="Calibri"/>
+          <w:lang w:val="en-US"/>
         </w:rPr>
         <w:t>"]</w:t>
       </w:r>
       <w:r>
         <w:rPr>
           <w:rFonts w:ascii="Calibri" w:hAnsi="Calibri" w:cs="Calibri"/>
+          <w:lang w:val="en-US"/>
         </w:rPr>
         <w:t>,</w:t>
       </w:r>
@@ -1167,17 +1190,20 @@
       <w:pPr>
         <w:rPr>
           <w:rFonts w:ascii="Calibri" w:hAnsi="Calibri" w:cs="Calibri"/>
+          <w:lang w:val="en-US"/>
         </w:rPr>
       </w:pPr>
       <w:r>
         <w:rPr>
           <w:rFonts w:ascii="Calibri" w:hAnsi="Calibri" w:cs="Calibri"/>
+          <w:lang w:val="en-US"/>
         </w:rPr>
         <w:t xml:space="preserve">            </w:t>
       </w:r>
       <w:r>
         <w:rPr>
           <w:rFonts w:ascii="Calibri" w:hAnsi="Calibri" w:cs="Calibri"/>
+          <w:lang w:val="en-US"/>
         </w:rPr>
         <w:t>"vertragstyp":["Mobilfunk"]</w:t>
       </w:r>
@@ -1186,11 +1212,13 @@
       <w:pPr>
         <w:rPr>
           <w:rFonts w:ascii="Calibri" w:hAnsi="Calibri" w:cs="Calibri"/>
+          <w:lang w:val="en-US"/>
         </w:rPr>
       </w:pPr>
       <w:r>
         <w:rPr>
           <w:rFonts w:ascii="Calibri" w:hAnsi="Calibri" w:cs="Calibri"/>
+          <w:lang w:val="en-US"/>
         </w:rPr>
         <w:t xml:space="preserve">        }</w:t>
       </w:r>
@@ -1199,11 +1227,13 @@
       <w:pPr>
         <w:rPr>
           <w:rFonts w:ascii="Calibri" w:hAnsi="Calibri" w:cs="Calibri"/>
+          <w:lang w:val="en-US"/>
         </w:rPr>
       </w:pPr>
       <w:r>
         <w:rPr>
           <w:rFonts w:ascii="Calibri" w:hAnsi="Calibri" w:cs="Calibri"/>
+          <w:lang w:val="en-US"/>
         </w:rPr>
         <w:t xml:space="preserve">    ])%</w:t>
       </w:r>
@@ -1212,11 +1242,13 @@
       <w:pPr>
         <w:rPr>
           <w:rFonts w:ascii="Calibri" w:hAnsi="Calibri" w:cs="Calibri"/>
+          <w:lang w:val="en-US"/>
         </w:rPr>
       </w:pPr>
       <w:r>
         <w:rPr>
           <w:rFonts w:ascii="Calibri" w:hAnsi="Calibri" w:cs="Calibri"/>
+          <w:lang w:val="en-US"/>
         </w:rPr>
         <w:t>}{% set _=layout([</w:t>
       </w:r>
@@ -1230,8 +1262,15 @@
       <w:r>
         <w:rPr>
           <w:rFonts w:ascii="Calibri" w:hAnsi="Calibri" w:cs="Calibri"/>
-        </w:rPr>
-        <w:t xml:space="preserve">        {"Stammdaten":[</w:t>
+          <w:lang w:val="en-US"/>
+        </w:rPr>
+        <w:t xml:space="preserve">        </w:t>
+      </w:r>
+      <w:r>
+        <w:rPr>
+          <w:rFonts w:ascii="Calibri" w:hAnsi="Calibri" w:cs="Calibri"/>
+        </w:rPr>
+        <w:t>{"Stammdaten":[</w:t>
       </w:r>
     </w:p>
     <w:p>

--- a/backend/data/Kündigung nach TKG Yourfone.docx
+++ b/backend/data/Kündigung nach TKG Yourfone.docx
@@ -962,7 +962,19 @@
         <w:rPr>
           <w:rFonts w:ascii="Calibri" w:hAnsi="Calibri" w:cs="Calibri"/>
         </w:rPr>
-        <w:t xml:space="preserve">        {"name":"Kundenummer","type":"number"},</w:t>
+        <w:t xml:space="preserve">        {"name":"Kundenummer","type":"</w:t>
+      </w:r>
+      <w:r>
+        <w:rPr>
+          <w:rFonts w:ascii="Calibri" w:hAnsi="Calibri" w:cs="Calibri"/>
+        </w:rPr>
+        <w:t>string</w:t>
+      </w:r>
+      <w:r>
+        <w:rPr>
+          <w:rFonts w:ascii="Calibri" w:hAnsi="Calibri" w:cs="Calibri"/>
+        </w:rPr>
+        <w:t>"},</w:t>
       </w:r>
     </w:p>
     <w:p>
@@ -1037,7 +1049,13 @@
         <w:rPr>
           <w:rFonts w:ascii="Calibri" w:hAnsi="Calibri" w:cs="Calibri"/>
         </w:rPr>
-        <w:t>.2</w:t>
+        <w:t>.</w:t>
+      </w:r>
+      <w:r>
+        <w:rPr>
+          <w:rFonts w:ascii="Calibri" w:hAnsi="Calibri" w:cs="Calibri"/>
+        </w:rPr>
+        <w:t>3</w:t>
       </w:r>
       <w:r>
         <w:rPr>

--- a/backend/data/Kündigung nach TKG Yourfone.docx
+++ b/backend/data/Kündigung nach TKG Yourfone.docx
@@ -214,9 +214,11 @@
           <w:sz w:val="28"/>
           <w:szCs w:val="28"/>
         </w:rPr>
-        <w:t>Wilhelm-R</w:t>
+        <w:t>Lindleystraße 11. D</w:t>
       </w:r>
-      <w:r>
+    </w:p>
+    <w:p>
+      <w:pPr>
         <w:rPr>
           <w:rFonts w:ascii="Calibri" w:hAnsi="Calibri" w:cs="Calibri"/>
           <w:b/>
@@ -224,8 +226,7 @@
           <w:sz w:val="28"/>
           <w:szCs w:val="28"/>
         </w:rPr>
-        <w:t>ö</w:t>
-      </w:r>
+      </w:pPr>
       <w:r>
         <w:rPr>
           <w:rFonts w:ascii="Calibri" w:hAnsi="Calibri" w:cs="Calibri"/>
@@ -234,24 +235,7 @@
           <w:sz w:val="28"/>
           <w:szCs w:val="28"/>
         </w:rPr>
-        <w:t>ntgen-Str. 1-5</w:t>
-      </w:r>
-    </w:p>
-    <w:p>
-      <w:pPr>
-        <w:rPr>
-          <w:rFonts w:ascii="Calibri" w:hAnsi="Calibri" w:cs="Calibri"/>
-        </w:rPr>
-      </w:pPr>
-      <w:r>
-        <w:rPr>
-          <w:rFonts w:ascii="Calibri" w:hAnsi="Calibri" w:cs="Calibri"/>
-          <w:b/>
-          <w:bCs/>
-          <w:sz w:val="28"/>
-          <w:szCs w:val="28"/>
-        </w:rPr>
-        <w:t>63477 Maintal</w:t>
+        <w:t>60314 Frankfurt am Main</w:t>
       </w:r>
     </w:p>
     <w:p>
@@ -1055,7 +1039,7 @@
         <w:rPr>
           <w:rFonts w:ascii="Calibri" w:hAnsi="Calibri" w:cs="Calibri"/>
         </w:rPr>
-        <w:t>3</w:t>
+        <w:t>4</w:t>
       </w:r>
       <w:r>
         <w:rPr>

--- a/backend/data/Kündigung nach TKG Yourfone.docx
+++ b/backend/data/Kündigung nach TKG Yourfone.docx
@@ -1058,25 +1058,22 @@
         <w:rPr>
           <w:rFonts w:ascii="Calibri" w:hAnsi="Calibri" w:cs="Calibri"/>
         </w:rPr>
-        <w:t xml:space="preserve">            "category":["</w:t>
+        <w:t xml:space="preserve">            "category":["Kündigung nach TKG"],</w:t>
       </w:r>
       <w:r>
         <w:rPr>
           <w:rFonts w:ascii="Calibri" w:hAnsi="Calibri" w:cs="Calibri"/>
         </w:rPr>
-        <w:t>K</w:t>
       </w:r>
       <w:r>
         <w:rPr>
           <w:rFonts w:ascii="Calibri" w:hAnsi="Calibri" w:cs="Calibri"/>
         </w:rPr>
-        <w:t>ündigung</w:t>
       </w:r>
       <w:r>
         <w:rPr>
           <w:rFonts w:ascii="Calibri" w:hAnsi="Calibri" w:cs="Calibri"/>
         </w:rPr>
-        <w:t>"],</w:t>
       </w:r>
     </w:p>
     <w:p>
